--- a/Previous versions of pages.docx
+++ b/Previous versions of pages.docx
@@ -1,6 +1,6 @@
 
 <file path=word/document.xml><?xml version="1.0" encoding="utf-8"?>
-<w:document xmlns:wpc="http://schemas.microsoft.com/office/word/2010/wordprocessingCanvas" xmlns:cx="http://schemas.microsoft.com/office/drawing/2014/chartex" xmlns:cx1="http://schemas.microsoft.com/office/drawing/2015/9/8/chartex" xmlns:cx2="http://schemas.microsoft.com/office/drawing/2015/10/21/chartex" xmlns:cx3="http://schemas.microsoft.com/office/drawing/2016/5/9/chartex" xmlns:cx4="http://schemas.microsoft.com/office/drawing/2016/5/10/chartex" xmlns:cx5="http://schemas.microsoft.com/office/drawing/2016/5/11/chartex" xmlns:cx6="http://schemas.microsoft.com/office/drawing/2016/5/12/chartex" xmlns:cx7="http://schemas.microsoft.com/office/drawing/2016/5/13/chartex" xmlns:cx8="http://schemas.microsoft.com/office/drawing/2016/5/14/chartex" xmlns:mc="http://schemas.openxmlformats.org/markup-compatibility/2006" xmlns:aink="http://schemas.microsoft.com/office/drawing/2016/ink" xmlns:am3d="http://schemas.microsoft.com/office/drawing/2017/model3d" xmlns:o="urn:schemas-microsoft-com:office:office" xmlns:oel="http://schemas.microsoft.com/office/2019/extlst" xmlns:r="http://schemas.openxmlformats.org/officeDocument/2006/relationships" xmlns:m="http://schemas.openxmlformats.org/officeDocument/2006/math" xmlns:v="urn:schemas-microsoft-com:vml" xmlns:wp14="http://schemas.microsoft.com/office/word/2010/wordprocessingDrawing" xmlns:wp="http://schemas.openxmlformats.org/drawingml/2006/wordprocessingDrawing" xmlns:w10="urn:schemas-microsoft-com:office:word" xmlns:w="http://schemas.openxmlformats.org/wordprocessingml/2006/main" xmlns:w14="http://schemas.microsoft.com/office/word/2010/wordml" xmlns:w15="http://schemas.microsoft.com/office/word/2012/wordml" xmlns:w16cex="http://schemas.microsoft.com/office/word/2018/wordml/cex" xmlns:w16cid="http://schemas.microsoft.com/office/word/2016/wordml/cid" xmlns:w16="http://schemas.microsoft.com/office/word/2018/wordml" xmlns:w16sdtdh="http://schemas.microsoft.com/office/word/2020/wordml/sdtdatahash" xmlns:w16se="http://schemas.microsoft.com/office/word/2015/wordml/symex" xmlns:wpg="http://schemas.microsoft.com/office/word/2010/wordprocessingGroup" xmlns:wpi="http://schemas.microsoft.com/office/word/2010/wordprocessingInk" xmlns:wne="http://schemas.microsoft.com/office/word/2006/wordml" xmlns:wps="http://schemas.microsoft.com/office/word/2010/wordprocessingShape" mc:Ignorable="w14 w15 w16se w16cid w16 w16cex w16sdtdh wp14">
+<w:document xmlns:wpc="http://schemas.microsoft.com/office/word/2010/wordprocessingCanvas" xmlns:cx="http://schemas.microsoft.com/office/drawing/2014/chartex" xmlns:cx1="http://schemas.microsoft.com/office/drawing/2015/9/8/chartex" xmlns:cx2="http://schemas.microsoft.com/office/drawing/2015/10/21/chartex" xmlns:cx3="http://schemas.microsoft.com/office/drawing/2016/5/9/chartex" xmlns:cx4="http://schemas.microsoft.com/office/drawing/2016/5/10/chartex" xmlns:cx5="http://schemas.microsoft.com/office/drawing/2016/5/11/chartex" xmlns:cx6="http://schemas.microsoft.com/office/drawing/2016/5/12/chartex" xmlns:cx7="http://schemas.microsoft.com/office/drawing/2016/5/13/chartex" xmlns:cx8="http://schemas.microsoft.com/office/drawing/2016/5/14/chartex" xmlns:mc="http://schemas.openxmlformats.org/markup-compatibility/2006" xmlns:aink="http://schemas.microsoft.com/office/drawing/2016/ink" xmlns:am3d="http://schemas.microsoft.com/office/drawing/2017/model3d" xmlns:o="urn:schemas-microsoft-com:office:office" xmlns:oel="http://schemas.microsoft.com/office/2019/extlst" xmlns:r="http://schemas.openxmlformats.org/officeDocument/2006/relationships" xmlns:m="http://schemas.openxmlformats.org/officeDocument/2006/math" xmlns:v="urn:schemas-microsoft-com:vml" xmlns:wp14="http://schemas.microsoft.com/office/word/2010/wordprocessingDrawing" xmlns:wp="http://schemas.openxmlformats.org/drawingml/2006/wordprocessingDrawing" xmlns:w10="urn:schemas-microsoft-com:office:word" xmlns:w="http://schemas.openxmlformats.org/wordprocessingml/2006/main" xmlns:w14="http://schemas.microsoft.com/office/word/2010/wordml" xmlns:w15="http://schemas.microsoft.com/office/word/2012/wordml" xmlns:w16cex="http://schemas.microsoft.com/office/word/2018/wordml/cex" xmlns:w16cid="http://schemas.microsoft.com/office/word/2016/wordml/cid" xmlns:w16="http://schemas.microsoft.com/office/word/2018/wordml" xmlns:w16du="http://schemas.microsoft.com/office/word/2023/wordml/word16du" xmlns:w16sdtdh="http://schemas.microsoft.com/office/word/2020/wordml/sdtdatahash" xmlns:w16sdtfl="http://schemas.microsoft.com/office/word/2024/wordml/sdtformatlock" xmlns:w16se="http://schemas.microsoft.com/office/word/2015/wordml/symex" xmlns:wpg="http://schemas.microsoft.com/office/word/2010/wordprocessingGroup" xmlns:wpi="http://schemas.microsoft.com/office/word/2010/wordprocessingInk" xmlns:wne="http://schemas.microsoft.com/office/word/2006/wordml" xmlns:wps="http://schemas.microsoft.com/office/word/2010/wordprocessingShape" mc:Ignorable="w14 w15 w16se w16cid w16 w16cex w16sdtdh w16sdtfl w16du wp14">
   <w:body>
     <w:p>
       <w:pPr>
@@ -32,238 +32,737 @@
           <w:b/>
           <w:bCs/>
         </w:rPr>
-        <w:t>Till June 2022:</w:t>
-      </w:r>
-    </w:p>
-    <w:p>
-      <w:pPr>
-        <w:spacing w:after="0"/>
-      </w:pPr>
-      <w:r>
-        <w:t>Hi, I'm a PhD student in Linguistics and English Language at the &lt;a href="https://www.ed.ac.uk/ppls/linguistics-and-english-language"&gt;University of Edinburgh&lt;/a&gt;. My work focuses on theoretical and experimental approaches to speakers' grammatical knowledge &amp;</w:t>
-      </w:r>
-      <w:proofErr w:type="spellStart"/>
-      <w:r>
-        <w:t>ndash</w:t>
-      </w:r>
-      <w:proofErr w:type="spellEnd"/>
-      <w:r>
-        <w:t>; in particular, the idea that grammar forms a mental network of interrelated constructions.</w:t>
-      </w:r>
-    </w:p>
-    <w:p>
-      <w:pPr>
-        <w:spacing w:after="0"/>
-      </w:pPr>
-      <w:r>
-        <w:t xml:space="preserve">In my PhD project (supervised by &lt;a </w:t>
-      </w:r>
-      <w:proofErr w:type="spellStart"/>
-      <w:r>
-        <w:t>href</w:t>
-      </w:r>
-      <w:proofErr w:type="spellEnd"/>
-      <w:r>
-        <w:t xml:space="preserve">="https://www.ed.ac.uk/profile/graeme-trousdale"&gt;Graeme </w:t>
-      </w:r>
-      <w:proofErr w:type="spellStart"/>
-      <w:r>
-        <w:t>Trousdale</w:t>
-      </w:r>
-      <w:proofErr w:type="spellEnd"/>
-      <w:r>
-        <w:t>&lt;/a</w:t>
-      </w:r>
-      <w:proofErr w:type="gramStart"/>
-      <w:r>
-        <w:t>&gt; ,</w:t>
-      </w:r>
-      <w:proofErr w:type="gramEnd"/>
-      <w:r>
-        <w:t xml:space="preserve"> &lt;a </w:t>
-      </w:r>
-      <w:proofErr w:type="spellStart"/>
-      <w:r>
-        <w:t>href</w:t>
-      </w:r>
-      <w:proofErr w:type="spellEnd"/>
-      <w:r>
-        <w:t xml:space="preserve">="https://www.ed.ac.uk/profile/nikolas-gisborne"&gt;Nik Gisborne&lt;/a&gt; and &lt;a </w:t>
-      </w:r>
-      <w:proofErr w:type="spellStart"/>
-      <w:r>
-        <w:t>href</w:t>
-      </w:r>
-      <w:proofErr w:type="spellEnd"/>
-      <w:r>
-        <w:t xml:space="preserve">="https://www.ed.ac.uk/profile/chris-cummins"&gt;Chris Cummins&lt;/a&gt;), I investigate how psycholinguistic evidence from structural priming can inform cognitive-linguistic models of the grammatical network (e.g., in Construction Grammar). More specifically, my focus is on similarity relations between argument structure constructions, including some phenomena that have been rarely studied with priming, such as the English caused-motion and the resultative construction (see my &lt;a </w:t>
-      </w:r>
-      <w:proofErr w:type="spellStart"/>
-      <w:r>
-        <w:t>href</w:t>
-      </w:r>
-      <w:proofErr w:type="spellEnd"/>
-      <w:r>
-        <w:t>="https://doi.org/10.1515/cog-2020-0016"&gt;recent paper&lt;/a&gt;).</w:t>
-      </w:r>
-    </w:p>
-    <w:p>
-      <w:pPr>
-        <w:spacing w:after="0"/>
-      </w:pPr>
-      <w:r>
-        <w:t>Other topics in which I'm interested include:</w:t>
-      </w:r>
-    </w:p>
-    <w:p>
-      <w:pPr>
-        <w:spacing w:after="0"/>
-      </w:pPr>
-      <w:r>
-        <w:t>&lt;</w:t>
-      </w:r>
-      <w:proofErr w:type="spellStart"/>
-      <w:r>
-        <w:t>ul</w:t>
-      </w:r>
-      <w:proofErr w:type="spellEnd"/>
-      <w:r>
-        <w:t>&gt;</w:t>
-      </w:r>
-    </w:p>
-    <w:p>
-      <w:pPr>
-        <w:spacing w:after="0"/>
-      </w:pPr>
-      <w:r>
-        <w:t xml:space="preserve">  &lt;li&gt;Theoretical accounts of different network links between constructions (taxonomic 'inheritance' links, syntagmatic links, metaphorical links, etc.), including the difference between 'vertical' and 'horizontal' similarity links (see my talk &lt;a href="https://www.uantwerpen.be/en/conferences/construction-grammars/scientific-program/program/"&gt;here&lt;/a</w:t>
-      </w:r>
-      <w:proofErr w:type="gramStart"/>
-      <w:r>
-        <w:t>&gt;)&lt;</w:t>
-      </w:r>
-      <w:proofErr w:type="gramEnd"/>
-      <w:r>
-        <w:t>/li&gt;</w:t>
-      </w:r>
-    </w:p>
-    <w:p>
-      <w:pPr>
-        <w:spacing w:after="0"/>
-      </w:pPr>
-      <w:r>
-        <w:t xml:space="preserve">  &lt;li&gt;Methodological issues in structural priming (and other types of priming), such as the conditions that give rise to facilitatory and inhibitory priming&lt;/li&gt;</w:t>
-      </w:r>
-    </w:p>
-    <w:p>
-      <w:pPr>
-        <w:spacing w:after="0"/>
-      </w:pPr>
-      <w:r>
-        <w:t xml:space="preserve">  &lt;li&gt;Formal and computational approaches to linguistic networks, including the tools of &lt;a </w:t>
-      </w:r>
-      <w:proofErr w:type="spellStart"/>
-      <w:r>
-        <w:t>href</w:t>
-      </w:r>
-      <w:proofErr w:type="spellEnd"/>
-      <w:r>
-        <w:t>="https://en.wikipedia.org/wiki/</w:t>
-      </w:r>
-      <w:proofErr w:type="spellStart"/>
-      <w:r>
-        <w:t>Network_science</w:t>
-      </w:r>
-      <w:proofErr w:type="spellEnd"/>
-      <w:r>
-        <w:t>"&gt;network science&lt;/a&gt;&lt;/li&gt;</w:t>
-      </w:r>
-    </w:p>
-    <w:p>
-      <w:pPr>
-        <w:spacing w:after="0"/>
-      </w:pPr>
-      <w:r>
-        <w:t xml:space="preserve">  &lt;li&gt;The concept of linguistic 'extravagance' in synchrony and diachrony (see our &lt;a </w:t>
-      </w:r>
-      <w:proofErr w:type="spellStart"/>
-      <w:r>
-        <w:t>href</w:t>
-      </w:r>
-      <w:proofErr w:type="spellEnd"/>
-      <w:r>
-        <w:t>="https://doi.org/10.1075/bjl.00058.ung"&gt;recent paper&lt;/a&gt;), as illustrated by so-called 'snowclones' (constructions like &lt;</w:t>
-      </w:r>
-      <w:proofErr w:type="spellStart"/>
-      <w:r>
-        <w:t>i</w:t>
-      </w:r>
-      <w:proofErr w:type="spellEnd"/>
-      <w:r>
-        <w:t>&gt;X is the new Y&lt;/</w:t>
-      </w:r>
-      <w:proofErr w:type="spellStart"/>
-      <w:r>
-        <w:t>i</w:t>
-      </w:r>
-      <w:proofErr w:type="spellEnd"/>
-      <w:r>
-        <w:t xml:space="preserve">&gt; - see our preprint &lt;a </w:t>
-      </w:r>
-      <w:proofErr w:type="spellStart"/>
-      <w:r>
-        <w:t>href</w:t>
-      </w:r>
-      <w:proofErr w:type="spellEnd"/>
-      <w:r>
-        <w:t>="https://doi.org/10.31234/osf.io/y6a8g"&gt;here&lt;/a</w:t>
-      </w:r>
-      <w:proofErr w:type="gramStart"/>
-      <w:r>
-        <w:t>&gt;)&lt;</w:t>
-      </w:r>
-      <w:proofErr w:type="gramEnd"/>
-      <w:r>
-        <w:t>/li&gt;</w:t>
-      </w:r>
-    </w:p>
-    <w:p>
-      <w:pPr>
-        <w:spacing w:after="0"/>
-      </w:pPr>
-      <w:r>
-        <w:t>&lt;/</w:t>
-      </w:r>
-      <w:proofErr w:type="spellStart"/>
-      <w:r>
-        <w:t>ul</w:t>
-      </w:r>
-      <w:proofErr w:type="spellEnd"/>
-      <w:r>
-        <w:t>&gt;</w:t>
-      </w:r>
-    </w:p>
-    <w:p>
-      <w:pPr>
-        <w:spacing w:after="0"/>
-      </w:pPr>
-      <w:r>
-        <w:br w:type="page"/>
-      </w:r>
-    </w:p>
-    <w:p>
-      <w:pPr>
-        <w:spacing w:after="0"/>
+        <w:t>Till April 2026:</w:t>
+      </w:r>
+      <w:r>
         <w:rPr>
           <w:b/>
           <w:bCs/>
         </w:rPr>
-      </w:pPr>
-      <w:r>
+        <w:br/>
+      </w:r>
+    </w:p>
+    <w:p>
+      <w:pPr>
+        <w:spacing w:after="0"/>
+      </w:pPr>
+      <w:r>
+        <w:t xml:space="preserve">Hi! I’m </w:t>
+      </w:r>
+      <w:r>
+        <w:t xml:space="preserve">a postdoc in Psychology of Language at the University of Toronto, where I work with &lt;a </w:t>
+      </w:r>
+      <w:proofErr w:type="spellStart"/>
+      <w:r>
+        <w:t>href</w:t>
+      </w:r>
+      <w:proofErr w:type="spellEnd"/>
+      <w:r>
+        <w:t xml:space="preserve">="http://blairarmstrong.net/"&gt;Dr. Blair C. Armstrong&lt;/a&gt; as part of the &lt;a </w:t>
+      </w:r>
+      <w:proofErr w:type="spellStart"/>
+      <w:r>
+        <w:t>href</w:t>
+      </w:r>
+      <w:proofErr w:type="spellEnd"/>
+      <w:r>
+        <w:t xml:space="preserve">="https://www.utsc.utoronto.ca/labs/caplab/"&gt;Computation and Psycholinguistics Laboratory (CAP lab)&lt;/a&gt;. </w:t>
+      </w:r>
+    </w:p>
+    <w:p>
+      <w:pPr>
+        <w:spacing w:after="0"/>
+      </w:pPr>
+      <w:r>
+        <w:t xml:space="preserve">In my work, I combine psycholinguistic experiments, corpus analyses, and computational </w:t>
+      </w:r>
+      <w:proofErr w:type="spellStart"/>
+      <w:r>
+        <w:t>modeling</w:t>
+      </w:r>
+      <w:proofErr w:type="spellEnd"/>
+      <w:r>
+        <w:t xml:space="preserve"> to investigate language representation, processing, and learning.</w:t>
+      </w:r>
+    </w:p>
+    <w:p>
+      <w:pPr>
+        <w:spacing w:after="0"/>
+      </w:pPr>
+    </w:p>
+    <w:p>
+      <w:pPr>
+        <w:spacing w:after="0"/>
+      </w:pPr>
+      <w:r>
+        <w:t>&lt;b&gt;----- Recent books -----&lt;/b&gt;</w:t>
+      </w:r>
+    </w:p>
+    <w:p>
+      <w:pPr>
+        <w:spacing w:after="0"/>
+      </w:pPr>
+    </w:p>
+    <w:p>
+      <w:pPr>
+        <w:spacing w:after="0"/>
+      </w:pPr>
+      <w:r>
+        <w:t xml:space="preserve">&lt;p </w:t>
+      </w:r>
+      <w:proofErr w:type="gramStart"/>
+      <w:r>
+        <w:t>align</w:t>
+      </w:r>
+      <w:proofErr w:type="gramEnd"/>
+      <w:r>
+        <w:t>="</w:t>
+      </w:r>
+      <w:proofErr w:type="spellStart"/>
+      <w:r>
+        <w:t>center</w:t>
+      </w:r>
+      <w:proofErr w:type="spellEnd"/>
+      <w:r>
+        <w:t>"&gt;</w:t>
+      </w:r>
+    </w:p>
+    <w:p>
+      <w:pPr>
+        <w:spacing w:after="0"/>
+        <w:rPr>
+          <w:lang w:val="de-DE"/>
+        </w:rPr>
+      </w:pPr>
+      <w:r>
+        <w:rPr>
+          <w:lang w:val="de-DE"/>
+        </w:rPr>
+        <w:t>&lt;</w:t>
+      </w:r>
+      <w:proofErr w:type="spellStart"/>
+      <w:r>
+        <w:rPr>
+          <w:lang w:val="de-DE"/>
+        </w:rPr>
+        <w:t>img</w:t>
+      </w:r>
+      <w:proofErr w:type="spellEnd"/>
+      <w:r>
+        <w:rPr>
+          <w:lang w:val="de-DE"/>
+        </w:rPr>
+        <w:t xml:space="preserve"> </w:t>
+      </w:r>
+      <w:proofErr w:type="spellStart"/>
+      <w:r>
+        <w:rPr>
+          <w:lang w:val="de-DE"/>
+        </w:rPr>
+        <w:t>src</w:t>
+      </w:r>
+      <w:proofErr w:type="spellEnd"/>
+      <w:r>
+        <w:rPr>
+          <w:lang w:val="de-DE"/>
+        </w:rPr>
+        <w:t>="https://tungerer.github.io/</w:t>
+      </w:r>
+      <w:proofErr w:type="spellStart"/>
+      <w:r>
+        <w:rPr>
+          <w:lang w:val="de-DE"/>
+        </w:rPr>
+        <w:t>images</w:t>
+      </w:r>
+      <w:proofErr w:type="spellEnd"/>
+      <w:r>
+        <w:rPr>
+          <w:lang w:val="de-DE"/>
+        </w:rPr>
+        <w:t xml:space="preserve">/Book_covers_2023.jpg" </w:t>
+      </w:r>
+      <w:proofErr w:type="spellStart"/>
+      <w:r>
+        <w:rPr>
+          <w:lang w:val="de-DE"/>
+        </w:rPr>
+        <w:t>width</w:t>
+      </w:r>
+      <w:proofErr w:type="spellEnd"/>
+      <w:r>
+        <w:rPr>
+          <w:lang w:val="de-DE"/>
+        </w:rPr>
+        <w:t>="500" /&gt;</w:t>
+      </w:r>
+    </w:p>
+    <w:p>
+      <w:pPr>
+        <w:spacing w:after="0"/>
+      </w:pPr>
+      <w:r>
+        <w:t>&lt;/p&gt;</w:t>
+      </w:r>
+    </w:p>
+    <w:p>
+      <w:pPr>
+        <w:spacing w:after="0"/>
+      </w:pPr>
+    </w:p>
+    <w:p>
+      <w:pPr>
+        <w:spacing w:after="0"/>
+      </w:pPr>
+      <w:r>
+        <w:t>&lt;ul&gt;</w:t>
+      </w:r>
+    </w:p>
+    <w:p>
+      <w:pPr>
+        <w:spacing w:after="0"/>
+      </w:pPr>
+      <w:r>
+        <w:t xml:space="preserve">  &lt;li&gt;&lt;b&gt;&lt;</w:t>
+      </w:r>
+      <w:proofErr w:type="spellStart"/>
+      <w:r>
+        <w:t>i</w:t>
+      </w:r>
+      <w:proofErr w:type="spellEnd"/>
+      <w:r>
+        <w:t xml:space="preserve">&gt;&lt;a </w:t>
+      </w:r>
+      <w:proofErr w:type="spellStart"/>
+      <w:r>
+        <w:t>href</w:t>
+      </w:r>
+      <w:proofErr w:type="spellEnd"/>
+      <w:r>
+        <w:t>="https://doi.org/10.1075/cal.35"&gt;Structural priming in the grammatical network&lt;/a&gt;&lt;/</w:t>
+      </w:r>
+      <w:proofErr w:type="spellStart"/>
+      <w:r>
+        <w:t>i</w:t>
+      </w:r>
+      <w:proofErr w:type="spellEnd"/>
+      <w:r>
+        <w:t>&gt;&lt;/b&gt; (2023), John Benjamins&lt;/li&gt;</w:t>
+      </w:r>
+    </w:p>
+    <w:p>
+      <w:pPr>
+        <w:spacing w:after="0"/>
+      </w:pPr>
+      <w:r>
+        <w:t xml:space="preserve">  &lt;li&gt;&lt;b&gt;&lt;</w:t>
+      </w:r>
+      <w:proofErr w:type="spellStart"/>
+      <w:r>
+        <w:t>i</w:t>
+      </w:r>
+      <w:proofErr w:type="spellEnd"/>
+      <w:r>
+        <w:t xml:space="preserve">&gt;&lt;a </w:t>
+      </w:r>
+      <w:proofErr w:type="spellStart"/>
+      <w:r>
+        <w:t>href</w:t>
+      </w:r>
+      <w:proofErr w:type="spellEnd"/>
+      <w:r>
+        <w:t>="https://doi.org/10.1017/9781009308717"&gt;Constructionist approaches: Past, present, future&lt;/a&gt;&lt;/</w:t>
+      </w:r>
+      <w:proofErr w:type="spellStart"/>
+      <w:r>
+        <w:t>i</w:t>
+      </w:r>
+      <w:proofErr w:type="spellEnd"/>
+      <w:r>
+        <w:t>&gt;&lt;/b&gt; (2023), with Stefan Hartmann, Cambridge University Press (Open Access)&lt;/li&gt;</w:t>
+      </w:r>
+    </w:p>
+    <w:p>
+      <w:pPr>
+        <w:spacing w:after="0"/>
+      </w:pPr>
+      <w:r>
+        <w:t>&lt;/ul&gt;</w:t>
+      </w:r>
+    </w:p>
+    <w:p>
+      <w:pPr>
+        <w:spacing w:after="0"/>
+      </w:pPr>
+    </w:p>
+    <w:p>
+      <w:pPr>
+        <w:spacing w:after="0"/>
+      </w:pPr>
+      <w:r>
+        <w:t>&lt;b&gt;----- Current projects -----&lt;/b&gt;</w:t>
+      </w:r>
+    </w:p>
+    <w:p>
+      <w:pPr>
+        <w:spacing w:after="0"/>
+      </w:pPr>
+      <w:r>
+        <w:t>&lt;ul&gt;</w:t>
+      </w:r>
+    </w:p>
+    <w:p>
+      <w:pPr>
+        <w:spacing w:after="0"/>
+      </w:pPr>
+      <w:r>
+        <w:t xml:space="preserve">  &lt;li&gt;&lt;b&gt;Early reading acquisition&lt;/b&gt;: How can we combine experimental approaches and neural networks to optimize phonics instruction (i.e., how children are taught to map letters to sounds)?&lt;/li&gt;</w:t>
+      </w:r>
+    </w:p>
+    <w:p>
+      <w:pPr>
+        <w:spacing w:after="0"/>
+      </w:pPr>
+      <w:r>
+        <w:t xml:space="preserve">  &lt;li&gt;&lt;b&gt;Creative language comprehension&lt;/b&gt;: How do language users understand grammatically novel expressions, such as &lt;</w:t>
+      </w:r>
+      <w:proofErr w:type="spellStart"/>
+      <w:r>
+        <w:t>i</w:t>
+      </w:r>
+      <w:proofErr w:type="spellEnd"/>
+      <w:r>
+        <w:t xml:space="preserve">&gt;She </w:t>
+      </w:r>
+      <w:proofErr w:type="spellStart"/>
+      <w:r>
+        <w:t>timelined</w:t>
+      </w:r>
+      <w:proofErr w:type="spellEnd"/>
+      <w:r>
+        <w:t xml:space="preserve"> the project&lt;/</w:t>
+      </w:r>
+      <w:proofErr w:type="spellStart"/>
+      <w:r>
+        <w:t>i</w:t>
+      </w:r>
+      <w:proofErr w:type="spellEnd"/>
+      <w:r>
+        <w:t>&gt; (noun-to-verb conversion) or &lt;</w:t>
+      </w:r>
+      <w:proofErr w:type="spellStart"/>
+      <w:r>
+        <w:t>i</w:t>
+      </w:r>
+      <w:proofErr w:type="spellEnd"/>
+      <w:r>
+        <w:t>&gt;He sneezed the napkin off the table&lt;/</w:t>
+      </w:r>
+      <w:proofErr w:type="spellStart"/>
+      <w:r>
+        <w:t>i</w:t>
+      </w:r>
+      <w:proofErr w:type="spellEnd"/>
+      <w:r>
+        <w:t xml:space="preserve">&gt; (valency coercion)? (see our new paper on coercion &lt;a </w:t>
+      </w:r>
+      <w:proofErr w:type="spellStart"/>
+      <w:r>
+        <w:t>href</w:t>
+      </w:r>
+      <w:proofErr w:type="spellEnd"/>
+      <w:r>
+        <w:t>="https://doi.org/10.1037/xlm0001568"&gt;here&lt;/a&gt;)&lt;/li&gt;</w:t>
+      </w:r>
+    </w:p>
+    <w:p>
+      <w:pPr>
+        <w:spacing w:after="0"/>
+      </w:pPr>
+      <w:r>
+        <w:t xml:space="preserve">  &lt;li&gt;&lt;b&gt;The evolution of linguistic innovations&lt;/b&gt;: How do social desires to stand out from one's peers ("extravagance") or blend in with others ("conformity") give rise to language change?&lt;/li&gt;</w:t>
+      </w:r>
+    </w:p>
+    <w:p>
+      <w:pPr>
+        <w:spacing w:after="0"/>
+      </w:pPr>
+      <w:r>
+        <w:t>&lt;/ul&gt;</w:t>
+      </w:r>
+    </w:p>
+    <w:p>
+      <w:pPr>
+        <w:spacing w:after="0"/>
+      </w:pPr>
+    </w:p>
+    <w:p>
+      <w:pPr>
+        <w:spacing w:after="0"/>
+      </w:pPr>
+      <w:r>
+        <w:t>&lt;b&gt;----- Other research interests -----&lt;/b&gt;</w:t>
+      </w:r>
+    </w:p>
+    <w:p>
+      <w:pPr>
+        <w:spacing w:after="0"/>
+      </w:pPr>
+      <w:r>
+        <w:t>&lt;ul&gt;</w:t>
+      </w:r>
+    </w:p>
+    <w:p>
+      <w:pPr>
+        <w:spacing w:after="0"/>
+      </w:pPr>
+      <w:r>
+        <w:t xml:space="preserve">  &lt;li&gt;&lt;b&gt;Construction Grammar and cognitive-linguistic theory&lt;/b&gt;: Our &lt;a </w:t>
+      </w:r>
+      <w:proofErr w:type="spellStart"/>
+      <w:r>
+        <w:t>href</w:t>
+      </w:r>
+      <w:proofErr w:type="spellEnd"/>
+      <w:r>
+        <w:t xml:space="preserve">="https://doi.org/10.1017/9781009308717"&gt;Cambridge Element&lt;/a&gt; provides a concise introduction to constructionist approaches; and &lt;a </w:t>
+      </w:r>
+      <w:proofErr w:type="spellStart"/>
+      <w:r>
+        <w:t>href</w:t>
+      </w:r>
+      <w:proofErr w:type="spellEnd"/>
+      <w:r>
+        <w:t>="https://doi.org/10.24338/cons-543"&gt;here&lt;/a&gt; I argue that "</w:t>
+      </w:r>
+      <w:proofErr w:type="spellStart"/>
+      <w:r>
+        <w:t>constructionhood</w:t>
+      </w:r>
+      <w:proofErr w:type="spellEnd"/>
+      <w:r>
+        <w:t>" is gradient&lt;/li&gt;</w:t>
+      </w:r>
+    </w:p>
+    <w:p>
+      <w:pPr>
+        <w:spacing w:after="0"/>
+      </w:pPr>
+      <w:r>
+        <w:t xml:space="preserve">  &lt;li&gt;&lt;b&gt;Priming as a window into grammatical representation&lt;/b&gt;: My &lt;a </w:t>
+      </w:r>
+      <w:proofErr w:type="spellStart"/>
+      <w:r>
+        <w:t>href</w:t>
+      </w:r>
+      <w:proofErr w:type="spellEnd"/>
+      <w:r>
+        <w:t xml:space="preserve">="https://doi.org/10.1075/cal.35"&gt;monograph&lt;/a&gt; illustrates how structural priming can inform network models of grammar; &lt;a </w:t>
+      </w:r>
+      <w:proofErr w:type="spellStart"/>
+      <w:r>
+        <w:t>href</w:t>
+      </w:r>
+      <w:proofErr w:type="spellEnd"/>
+      <w:r>
+        <w:t xml:space="preserve">="https://doi.org/10.1515/cog-2020-0016"&gt;here&lt;/a&gt; I present priming results between the English caused-motion and the resultative construction; and &lt;a </w:t>
+      </w:r>
+      <w:proofErr w:type="spellStart"/>
+      <w:r>
+        <w:lastRenderedPageBreak/>
+        <w:t>href</w:t>
+      </w:r>
+      <w:proofErr w:type="spellEnd"/>
+      <w:r>
+        <w:t>="https://doi.org/10.1515/gcla-2022-0008"&gt;here&lt;/a&gt; I discuss how priming can be extended to new construction types&lt;/li&gt;</w:t>
+      </w:r>
+    </w:p>
+    <w:p>
+      <w:pPr>
+        <w:spacing w:after="0"/>
+      </w:pPr>
+      <w:r>
+        <w:t xml:space="preserve">  &lt;li&gt;&lt;b&gt;Language as a network&lt;/b&gt;: See my theoretical piece (&lt;a </w:t>
+      </w:r>
+      <w:proofErr w:type="spellStart"/>
+      <w:r>
+        <w:t>href</w:t>
+      </w:r>
+      <w:proofErr w:type="spellEnd"/>
+      <w:r>
+        <w:t xml:space="preserve">="https://doi.org/10.1075/cf.22011.ung"&gt;here&lt;/a&gt;) on why vertical and horizontal links in constructional networks </w:t>
+      </w:r>
+      <w:proofErr w:type="gramStart"/>
+      <w:r>
+        <w:t>are two sides of the same coin&lt;/li</w:t>
+      </w:r>
+      <w:proofErr w:type="gramEnd"/>
+      <w:r>
+        <w:t>&gt;</w:t>
+      </w:r>
+    </w:p>
+    <w:p>
+      <w:pPr>
+        <w:spacing w:after="0"/>
+      </w:pPr>
+      <w:r>
+        <w:t xml:space="preserve">  &lt;li&gt;&lt;b&gt;Creativity in language and language change&lt;/b&gt;: We have discussed the concept of linguistic extravagance (&lt;a </w:t>
+      </w:r>
+      <w:proofErr w:type="spellStart"/>
+      <w:r>
+        <w:t>href</w:t>
+      </w:r>
+      <w:proofErr w:type="spellEnd"/>
+      <w:r>
+        <w:t xml:space="preserve">="https://doi.org/10.1075/bjl.00058.ung"&gt;here&lt;/a&gt;) and its applications to (1) "snowclone" constructions in English (&lt;a </w:t>
+      </w:r>
+      <w:proofErr w:type="spellStart"/>
+      <w:r>
+        <w:t>href</w:t>
+      </w:r>
+      <w:proofErr w:type="spellEnd"/>
+      <w:r>
+        <w:t xml:space="preserve">="https://doi.org/10.1017/S0022226723000117"&gt;here&lt;/a&gt;) and </w:t>
+      </w:r>
+      <w:proofErr w:type="spellStart"/>
+      <w:r>
+        <w:t>crosslinguistically</w:t>
+      </w:r>
+      <w:proofErr w:type="spellEnd"/>
+      <w:r>
+        <w:t xml:space="preserve"> (&lt;a </w:t>
+      </w:r>
+      <w:proofErr w:type="spellStart"/>
+      <w:r>
+        <w:t>href</w:t>
+      </w:r>
+      <w:proofErr w:type="spellEnd"/>
+      <w:r>
+        <w:t xml:space="preserve">="https://doi.org/10.7203/QF.29.28712"&gt;here&lt;/a&gt;), and (2) German quantifiers and degree modifiers (&lt;a </w:t>
+      </w:r>
+      <w:proofErr w:type="spellStart"/>
+      <w:r>
+        <w:t>href</w:t>
+      </w:r>
+      <w:proofErr w:type="spellEnd"/>
+      <w:r>
+        <w:t>="https://doi.org/10.1515/9783110753059-003"&gt;here&lt;/a&gt;)&lt;/li&gt;</w:t>
+      </w:r>
+    </w:p>
+    <w:p>
+      <w:pPr>
+        <w:spacing w:after="0"/>
+      </w:pPr>
+      <w:r>
+        <w:t>&lt;/ul&gt;</w:t>
+      </w:r>
+    </w:p>
+    <w:p>
+      <w:pPr>
+        <w:spacing w:after="0"/>
         <w:rPr>
           <w:b/>
           <w:bCs/>
         </w:rPr>
+      </w:pPr>
+    </w:p>
+    <w:p>
+      <w:pPr>
+        <w:spacing w:after="0"/>
+        <w:rPr>
+          <w:b/>
+          <w:bCs/>
+        </w:rPr>
+      </w:pPr>
+      <w:r>
+        <w:rPr>
+          <w:b/>
+          <w:bCs/>
+        </w:rPr>
+        <w:t>Till June 2022:</w:t>
+      </w:r>
+    </w:p>
+    <w:p>
+      <w:pPr>
+        <w:spacing w:after="0"/>
+      </w:pPr>
+      <w:r>
+        <w:t>Hi, I'm a PhD student in Linguistics and English Language at the &lt;a href="https://www.ed.ac.uk/ppls/linguistics-and-english-language"&gt;University of Edinburgh&lt;/a&gt;. My work focuses on theoretical and experimental approaches to speakers' grammatical knowledge &amp;</w:t>
+      </w:r>
+      <w:proofErr w:type="spellStart"/>
+      <w:r>
+        <w:t>ndash</w:t>
+      </w:r>
+      <w:proofErr w:type="spellEnd"/>
+      <w:r>
+        <w:t>; in particular, the idea that grammar forms a mental network of interrelated constructions.</w:t>
+      </w:r>
+    </w:p>
+    <w:p>
+      <w:pPr>
+        <w:spacing w:after="0"/>
+      </w:pPr>
+      <w:r>
+        <w:t xml:space="preserve">In my PhD project (supervised by &lt;a </w:t>
+      </w:r>
+      <w:proofErr w:type="spellStart"/>
+      <w:r>
+        <w:t>href</w:t>
+      </w:r>
+      <w:proofErr w:type="spellEnd"/>
+      <w:r>
+        <w:t xml:space="preserve">="https://www.ed.ac.uk/profile/graeme-trousdale"&gt;Graeme Trousdale&lt;/a&gt; , &lt;a </w:t>
+      </w:r>
+      <w:proofErr w:type="spellStart"/>
+      <w:r>
+        <w:t>href</w:t>
+      </w:r>
+      <w:proofErr w:type="spellEnd"/>
+      <w:r>
+        <w:t xml:space="preserve">="https://www.ed.ac.uk/profile/nikolas-gisborne"&gt;Nik Gisborne&lt;/a&gt; and &lt;a </w:t>
+      </w:r>
+      <w:proofErr w:type="spellStart"/>
+      <w:r>
+        <w:t>href</w:t>
+      </w:r>
+      <w:proofErr w:type="spellEnd"/>
+      <w:r>
+        <w:t xml:space="preserve">="https://www.ed.ac.uk/profile/chris-cummins"&gt;Chris Cummins&lt;/a&gt;), I investigate how psycholinguistic evidence from structural priming can inform cognitive-linguistic models of the grammatical network (e.g., in Construction Grammar). More specifically, my focus is on similarity relations between argument structure constructions, including some phenomena that have been rarely studied with priming, such as the English caused-motion and the resultative construction (see my &lt;a </w:t>
+      </w:r>
+      <w:proofErr w:type="spellStart"/>
+      <w:r>
+        <w:t>href</w:t>
+      </w:r>
+      <w:proofErr w:type="spellEnd"/>
+      <w:r>
+        <w:t>="https://doi.org/10.1515/cog-2020-0016"&gt;recent paper&lt;/a&gt;).</w:t>
+      </w:r>
+    </w:p>
+    <w:p>
+      <w:pPr>
+        <w:spacing w:after="0"/>
+      </w:pPr>
+      <w:r>
+        <w:t>Other topics in which I'm interested include:</w:t>
+      </w:r>
+    </w:p>
+    <w:p>
+      <w:pPr>
+        <w:spacing w:after="0"/>
+      </w:pPr>
+      <w:r>
+        <w:t>&lt;ul&gt;</w:t>
+      </w:r>
+    </w:p>
+    <w:p>
+      <w:pPr>
+        <w:spacing w:after="0"/>
+      </w:pPr>
+      <w:r>
+        <w:t xml:space="preserve">  &lt;li&gt;Theoretical accounts of different network links between constructions (taxonomic 'inheritance' links, syntagmatic links, metaphorical links, etc.), including the difference between 'vertical' and 'horizontal' similarity links (see my talk &lt;a href="https://www.uantwerpen.be/en/conferences/construction-grammars/scientific-program/program/"&gt;here&lt;/a&gt;)&lt;/li&gt;</w:t>
+      </w:r>
+    </w:p>
+    <w:p>
+      <w:pPr>
+        <w:spacing w:after="0"/>
+      </w:pPr>
+      <w:r>
+        <w:t xml:space="preserve">  &lt;li&gt;Methodological issues in structural priming (and other types of priming), such as the conditions that give rise to facilitatory and inhibitory priming&lt;/li&gt;</w:t>
+      </w:r>
+    </w:p>
+    <w:p>
+      <w:pPr>
+        <w:spacing w:after="0"/>
+      </w:pPr>
+      <w:r>
+        <w:t xml:space="preserve">  &lt;li&gt;Formal and computational approaches to linguistic networks, including the tools of &lt;a </w:t>
+      </w:r>
+      <w:proofErr w:type="spellStart"/>
+      <w:r>
+        <w:t>href</w:t>
+      </w:r>
+      <w:proofErr w:type="spellEnd"/>
+      <w:r>
+        <w:t>="https://en.wikipedia.org/wiki/</w:t>
+      </w:r>
+      <w:proofErr w:type="spellStart"/>
+      <w:r>
+        <w:t>Network_science</w:t>
+      </w:r>
+      <w:proofErr w:type="spellEnd"/>
+      <w:r>
+        <w:t>"&gt;network science&lt;/a&gt;&lt;/li&gt;</w:t>
+      </w:r>
+    </w:p>
+    <w:p>
+      <w:pPr>
+        <w:spacing w:after="0"/>
+      </w:pPr>
+      <w:r>
+        <w:t xml:space="preserve">  &lt;li&gt;The concept of linguistic 'extravagance' in synchrony and diachrony (see our &lt;a </w:t>
+      </w:r>
+      <w:proofErr w:type="spellStart"/>
+      <w:r>
+        <w:t>href</w:t>
+      </w:r>
+      <w:proofErr w:type="spellEnd"/>
+      <w:r>
+        <w:t>="https://doi.org/10.1075/bjl.00058.ung"&gt;recent paper&lt;/a&gt;), as illustrated by so-called 'snowclones' (constructions like &lt;</w:t>
+      </w:r>
+      <w:proofErr w:type="spellStart"/>
+      <w:r>
+        <w:t>i</w:t>
+      </w:r>
+      <w:proofErr w:type="spellEnd"/>
+      <w:r>
+        <w:t>&gt;X is the new Y&lt;/</w:t>
+      </w:r>
+      <w:proofErr w:type="spellStart"/>
+      <w:r>
+        <w:t>i</w:t>
+      </w:r>
+      <w:proofErr w:type="spellEnd"/>
+      <w:r>
+        <w:t xml:space="preserve">&gt; - see our preprint &lt;a </w:t>
+      </w:r>
+      <w:proofErr w:type="spellStart"/>
+      <w:r>
+        <w:t>href</w:t>
+      </w:r>
+      <w:proofErr w:type="spellEnd"/>
+      <w:r>
+        <w:t>="https://doi.org/10.31234/osf.io/y6a8g"&gt;here&lt;/a&gt;)&lt;/li&gt;</w:t>
+      </w:r>
+    </w:p>
+    <w:p>
+      <w:pPr>
+        <w:spacing w:after="0"/>
+      </w:pPr>
+      <w:r>
+        <w:t>&lt;/ul&gt;</w:t>
+      </w:r>
+    </w:p>
+    <w:p>
+      <w:pPr>
+        <w:spacing w:after="0"/>
+      </w:pPr>
+      <w:r>
+        <w:br w:type="page"/>
+      </w:r>
+    </w:p>
+    <w:p>
+      <w:pPr>
+        <w:spacing w:after="0"/>
+        <w:rPr>
+          <w:b/>
+          <w:bCs/>
+        </w:rPr>
+      </w:pPr>
+      <w:r>
+        <w:rPr>
+          <w:b/>
+          <w:bCs/>
+        </w:rPr>
         <w:lastRenderedPageBreak/>
         <w:t>Till March 2023:</w:t>
       </w:r>
@@ -279,71 +778,29 @@
         <w:rPr>
           <w:lang w:val="en-US"/>
         </w:rPr>
-        <w:t xml:space="preserve">Hi! Since July 2022, I’ve been working as a postdoctoral fellow at the Psycholinguistics &amp; Cognition Lab (PI Roberto G. de Almeida) at Concordia University, Montreal. We focus on a variety of topics related to conceptual representation, such as semantic compositionality, argument structure, </w:t>
-      </w:r>
-      <w:proofErr w:type="gramStart"/>
-      <w:r>
+        <w:t>Hi! Since July 2022, I’ve been working as a postdoctoral fellow at the Psycholinguistics &amp; Cognition Lab (PI Roberto G. de Almeida) at Concordia University, Montreal. We focus on a variety of topics related to conceptual representation, such as semantic compositionality, argument structure, metaphor and morphological parsing. Details of our current projects will be posted soon.</w:t>
+      </w:r>
+    </w:p>
+    <w:p>
+      <w:pPr>
+        <w:spacing w:after="0"/>
         <w:rPr>
           <w:lang w:val="en-US"/>
         </w:rPr>
-        <w:t>metaphor</w:t>
-      </w:r>
-      <w:proofErr w:type="gramEnd"/>
-      <w:r>
+      </w:pPr>
+    </w:p>
+    <w:p>
+      <w:pPr>
+        <w:spacing w:after="0"/>
         <w:rPr>
           <w:lang w:val="en-US"/>
         </w:rPr>
-        <w:t xml:space="preserve"> and morphological parsing. Details of our current projects will be posted soon.</w:t>
-      </w:r>
-    </w:p>
-    <w:p>
-      <w:pPr>
-        <w:spacing w:after="0"/>
+      </w:pPr>
+      <w:r>
         <w:rPr>
           <w:lang w:val="en-US"/>
         </w:rPr>
-      </w:pPr>
-    </w:p>
-    <w:p>
-      <w:pPr>
-        <w:spacing w:after="0"/>
-        <w:rPr>
-          <w:lang w:val="en-US"/>
-        </w:rPr>
-      </w:pPr>
-      <w:r>
-        <w:rPr>
-          <w:lang w:val="en-US"/>
-        </w:rPr>
-        <w:t xml:space="preserve">For my PhD at the University of Edinburgh (supervised by Graeme Trousdale, Nik </w:t>
-      </w:r>
-      <w:proofErr w:type="gramStart"/>
-      <w:r>
-        <w:rPr>
-          <w:lang w:val="en-US"/>
-        </w:rPr>
-        <w:t>Gisborne</w:t>
-      </w:r>
-      <w:proofErr w:type="gramEnd"/>
-      <w:r>
-        <w:rPr>
-          <w:lang w:val="en-US"/>
-        </w:rPr>
-        <w:t xml:space="preserve"> and Chris Cummins), I investigated how psycholinguistic evidence from structural priming can inform cognitive-linguistic models of the grammatical network (e.g., in Construction Grammar). See here for my recent paper on what priming can tell us about the similarity relation between the English </w:t>
-      </w:r>
-      <w:proofErr w:type="gramStart"/>
-      <w:r>
-        <w:rPr>
-          <w:lang w:val="en-US"/>
-        </w:rPr>
-        <w:t>caused-motion</w:t>
-      </w:r>
-      <w:proofErr w:type="gramEnd"/>
-      <w:r>
-        <w:rPr>
-          <w:lang w:val="en-US"/>
-        </w:rPr>
-        <w:t xml:space="preserve"> and the resultative construction.</w:t>
+        <w:t>For my PhD at the University of Edinburgh (supervised by Graeme Trousdale, Nik Gisborne and Chris Cummins), I investigated how psycholinguistic evidence from structural priming can inform cognitive-linguistic models of the grammatical network (e.g., in Construction Grammar). See here for my recent paper on what priming can tell us about the similarity relation between the English caused-motion and the resultative construction.</w:t>
       </w:r>
     </w:p>
     <w:p>
@@ -411,16 +868,8 @@
         <w:rPr>
           <w:lang w:val="en-US"/>
         </w:rPr>
-        <w:t xml:space="preserve">Priming methodologies, incl. the question of how structural priming can be extended to new phenomena, and what factors give rise to facilitatory and inhibitory </w:t>
-      </w:r>
-      <w:proofErr w:type="gramStart"/>
-      <w:r>
-        <w:rPr>
-          <w:lang w:val="en-US"/>
-        </w:rPr>
-        <w:t>priming</w:t>
-      </w:r>
-      <w:proofErr w:type="gramEnd"/>
+        <w:t>Priming methodologies, incl. the question of how structural priming can be extended to new phenomena, and what factors give rise to facilitatory and inhibitory priming</w:t>
+      </w:r>
     </w:p>
     <w:p>
       <w:pPr>
@@ -471,7 +920,7 @@
 </file>
 
 <file path=word/numbering.xml><?xml version="1.0" encoding="utf-8"?>
-<w:numbering xmlns:wpc="http://schemas.microsoft.com/office/word/2010/wordprocessingCanvas" xmlns:cx="http://schemas.microsoft.com/office/drawing/2014/chartex" xmlns:cx1="http://schemas.microsoft.com/office/drawing/2015/9/8/chartex" xmlns:cx2="http://schemas.microsoft.com/office/drawing/2015/10/21/chartex" xmlns:cx3="http://schemas.microsoft.com/office/drawing/2016/5/9/chartex" xmlns:cx4="http://schemas.microsoft.com/office/drawing/2016/5/10/chartex" xmlns:cx5="http://schemas.microsoft.com/office/drawing/2016/5/11/chartex" xmlns:cx6="http://schemas.microsoft.com/office/drawing/2016/5/12/chartex" xmlns:cx7="http://schemas.microsoft.com/office/drawing/2016/5/13/chartex" xmlns:cx8="http://schemas.microsoft.com/office/drawing/2016/5/14/chartex" xmlns:mc="http://schemas.openxmlformats.org/markup-compatibility/2006" xmlns:aink="http://schemas.microsoft.com/office/drawing/2016/ink" xmlns:am3d="http://schemas.microsoft.com/office/drawing/2017/model3d" xmlns:o="urn:schemas-microsoft-com:office:office" xmlns:oel="http://schemas.microsoft.com/office/2019/extlst" xmlns:r="http://schemas.openxmlformats.org/officeDocument/2006/relationships" xmlns:m="http://schemas.openxmlformats.org/officeDocument/2006/math" xmlns:v="urn:schemas-microsoft-com:vml" xmlns:wp14="http://schemas.microsoft.com/office/word/2010/wordprocessingDrawing" xmlns:wp="http://schemas.openxmlformats.org/drawingml/2006/wordprocessingDrawing" xmlns:w10="urn:schemas-microsoft-com:office:word" xmlns:w="http://schemas.openxmlformats.org/wordprocessingml/2006/main" xmlns:w14="http://schemas.microsoft.com/office/word/2010/wordml" xmlns:w15="http://schemas.microsoft.com/office/word/2012/wordml" xmlns:w16cex="http://schemas.microsoft.com/office/word/2018/wordml/cex" xmlns:w16cid="http://schemas.microsoft.com/office/word/2016/wordml/cid" xmlns:w16="http://schemas.microsoft.com/office/word/2018/wordml" xmlns:w16sdtdh="http://schemas.microsoft.com/office/word/2020/wordml/sdtdatahash" xmlns:w16se="http://schemas.microsoft.com/office/word/2015/wordml/symex" xmlns:wpg="http://schemas.microsoft.com/office/word/2010/wordprocessingGroup" xmlns:wpi="http://schemas.microsoft.com/office/word/2010/wordprocessingInk" xmlns:wne="http://schemas.microsoft.com/office/word/2006/wordml" xmlns:wps="http://schemas.microsoft.com/office/word/2010/wordprocessingShape" mc:Ignorable="w14 w15 w16se w16cid w16 w16cex w16sdtdh wp14">
+<w:numbering xmlns:wpc="http://schemas.microsoft.com/office/word/2010/wordprocessingCanvas" xmlns:cx="http://schemas.microsoft.com/office/drawing/2014/chartex" xmlns:cx1="http://schemas.microsoft.com/office/drawing/2015/9/8/chartex" xmlns:cx2="http://schemas.microsoft.com/office/drawing/2015/10/21/chartex" xmlns:cx3="http://schemas.microsoft.com/office/drawing/2016/5/9/chartex" xmlns:cx4="http://schemas.microsoft.com/office/drawing/2016/5/10/chartex" xmlns:cx5="http://schemas.microsoft.com/office/drawing/2016/5/11/chartex" xmlns:cx6="http://schemas.microsoft.com/office/drawing/2016/5/12/chartex" xmlns:cx7="http://schemas.microsoft.com/office/drawing/2016/5/13/chartex" xmlns:cx8="http://schemas.microsoft.com/office/drawing/2016/5/14/chartex" xmlns:mc="http://schemas.openxmlformats.org/markup-compatibility/2006" xmlns:aink="http://schemas.microsoft.com/office/drawing/2016/ink" xmlns:am3d="http://schemas.microsoft.com/office/drawing/2017/model3d" xmlns:o="urn:schemas-microsoft-com:office:office" xmlns:oel="http://schemas.microsoft.com/office/2019/extlst" xmlns:r="http://schemas.openxmlformats.org/officeDocument/2006/relationships" xmlns:m="http://schemas.openxmlformats.org/officeDocument/2006/math" xmlns:v="urn:schemas-microsoft-com:vml" xmlns:wp14="http://schemas.microsoft.com/office/word/2010/wordprocessingDrawing" xmlns:wp="http://schemas.openxmlformats.org/drawingml/2006/wordprocessingDrawing" xmlns:w10="urn:schemas-microsoft-com:office:word" xmlns:w="http://schemas.openxmlformats.org/wordprocessingml/2006/main" xmlns:w14="http://schemas.microsoft.com/office/word/2010/wordml" xmlns:w15="http://schemas.microsoft.com/office/word/2012/wordml" xmlns:w16cex="http://schemas.microsoft.com/office/word/2018/wordml/cex" xmlns:w16cid="http://schemas.microsoft.com/office/word/2016/wordml/cid" xmlns:w16="http://schemas.microsoft.com/office/word/2018/wordml" xmlns:w16du="http://schemas.microsoft.com/office/word/2023/wordml/word16du" xmlns:w16sdtdh="http://schemas.microsoft.com/office/word/2020/wordml/sdtdatahash" xmlns:w16sdtfl="http://schemas.microsoft.com/office/word/2024/wordml/sdtformatlock" xmlns:w16se="http://schemas.microsoft.com/office/word/2015/wordml/symex" xmlns:wpg="http://schemas.microsoft.com/office/word/2010/wordprocessingGroup" xmlns:wpi="http://schemas.microsoft.com/office/word/2010/wordprocessingInk" xmlns:wne="http://schemas.microsoft.com/office/word/2006/wordml" xmlns:wps="http://schemas.microsoft.com/office/word/2010/wordprocessingShape" mc:Ignorable="w14 w15 w16se w16cid w16 w16cex w16sdtdh w16sdtfl w16du wp14">
   <w:abstractNum w:abstractNumId="0" w15:restartNumberingAfterBreak="0">
     <w:nsid w:val="2D500398"/>
     <w:multiLevelType w:val="hybridMultilevel"/>
@@ -592,7 +1041,7 @@
 </file>
 
 <file path=word/styles.xml><?xml version="1.0" encoding="utf-8"?>
-<w:styles xmlns:mc="http://schemas.openxmlformats.org/markup-compatibility/2006" xmlns:r="http://schemas.openxmlformats.org/officeDocument/2006/relationships" xmlns:w="http://schemas.openxmlformats.org/wordprocessingml/2006/main" xmlns:w14="http://schemas.microsoft.com/office/word/2010/wordml" xmlns:w15="http://schemas.microsoft.com/office/word/2012/wordml" xmlns:w16cex="http://schemas.microsoft.com/office/word/2018/wordml/cex" xmlns:w16cid="http://schemas.microsoft.com/office/word/2016/wordml/cid" xmlns:w16="http://schemas.microsoft.com/office/word/2018/wordml" xmlns:w16sdtdh="http://schemas.microsoft.com/office/word/2020/wordml/sdtdatahash" xmlns:w16se="http://schemas.microsoft.com/office/word/2015/wordml/symex" mc:Ignorable="w14 w15 w16se w16cid w16 w16cex w16sdtdh">
+<w:styles xmlns:mc="http://schemas.openxmlformats.org/markup-compatibility/2006" xmlns:r="http://schemas.openxmlformats.org/officeDocument/2006/relationships" xmlns:w="http://schemas.openxmlformats.org/wordprocessingml/2006/main" xmlns:w14="http://schemas.microsoft.com/office/word/2010/wordml" xmlns:w15="http://schemas.microsoft.com/office/word/2012/wordml" xmlns:w16cex="http://schemas.microsoft.com/office/word/2018/wordml/cex" xmlns:w16cid="http://schemas.microsoft.com/office/word/2016/wordml/cid" xmlns:w16="http://schemas.microsoft.com/office/word/2018/wordml" xmlns:w16du="http://schemas.microsoft.com/office/word/2023/wordml/word16du" xmlns:w16sdtdh="http://schemas.microsoft.com/office/word/2020/wordml/sdtdatahash" xmlns:w16sdtfl="http://schemas.microsoft.com/office/word/2024/wordml/sdtformatlock" xmlns:w16se="http://schemas.microsoft.com/office/word/2015/wordml/symex" mc:Ignorable="w14 w15 w16se w16cid w16 w16cex w16sdtdh w16sdtfl w16du">
   <w:docDefaults>
     <w:rPrDefault>
       <w:rPr>

--- a/Previous versions of pages.docx
+++ b/Previous versions of pages.docx
@@ -108,15 +108,7 @@
         <w:spacing w:after="0"/>
       </w:pPr>
       <w:r>
-        <w:t xml:space="preserve">&lt;p </w:t>
-      </w:r>
-      <w:proofErr w:type="gramStart"/>
-      <w:r>
-        <w:t>align</w:t>
-      </w:r>
-      <w:proofErr w:type="gramEnd"/>
-      <w:r>
-        <w:t>="</w:t>
+        <w:t>&lt;p align="</w:t>
       </w:r>
       <w:proofErr w:type="spellStart"/>
       <w:r>
@@ -131,70 +123,42 @@
       <w:pPr>
         <w:spacing w:after="0"/>
         <w:rPr>
-          <w:lang w:val="de-DE"/>
-        </w:rPr>
-      </w:pPr>
-      <w:r>
-        <w:rPr>
-          <w:lang w:val="de-DE"/>
+          <w:lang w:val="en-CA"/>
+        </w:rPr>
+      </w:pPr>
+      <w:r>
+        <w:rPr>
+          <w:lang w:val="en-CA"/>
         </w:rPr>
         <w:t>&lt;</w:t>
       </w:r>
       <w:proofErr w:type="spellStart"/>
       <w:r>
         <w:rPr>
-          <w:lang w:val="de-DE"/>
+          <w:lang w:val="en-CA"/>
         </w:rPr>
         <w:t>img</w:t>
       </w:r>
       <w:proofErr w:type="spellEnd"/>
       <w:r>
         <w:rPr>
-          <w:lang w:val="de-DE"/>
+          <w:lang w:val="en-CA"/>
         </w:rPr>
         <w:t xml:space="preserve"> </w:t>
       </w:r>
       <w:proofErr w:type="spellStart"/>
       <w:r>
         <w:rPr>
-          <w:lang w:val="de-DE"/>
+          <w:lang w:val="en-CA"/>
         </w:rPr>
         <w:t>src</w:t>
       </w:r>
       <w:proofErr w:type="spellEnd"/>
       <w:r>
         <w:rPr>
-          <w:lang w:val="de-DE"/>
-        </w:rPr>
-        <w:t>="https://tungerer.github.io/</w:t>
-      </w:r>
-      <w:proofErr w:type="spellStart"/>
-      <w:r>
-        <w:rPr>
-          <w:lang w:val="de-DE"/>
-        </w:rPr>
-        <w:t>images</w:t>
-      </w:r>
-      <w:proofErr w:type="spellEnd"/>
-      <w:r>
-        <w:rPr>
-          <w:lang w:val="de-DE"/>
-        </w:rPr>
-        <w:t xml:space="preserve">/Book_covers_2023.jpg" </w:t>
-      </w:r>
-      <w:proofErr w:type="spellStart"/>
-      <w:r>
-        <w:rPr>
-          <w:lang w:val="de-DE"/>
-        </w:rPr>
-        <w:t>width</w:t>
-      </w:r>
-      <w:proofErr w:type="spellEnd"/>
-      <w:r>
-        <w:rPr>
-          <w:lang w:val="de-DE"/>
-        </w:rPr>
-        <w:t>="500" /&gt;</w:t>
+          <w:lang w:val="en-CA"/>
+        </w:rPr>
+        <w:t>="https://tungerer.github.io/images/Book_covers_2023.jpg" width="500" /&gt;</w:t>
       </w:r>
     </w:p>
     <w:p>
@@ -490,15 +454,7 @@
       </w:r>
       <w:proofErr w:type="spellEnd"/>
       <w:r>
-        <w:t xml:space="preserve">="https://doi.org/10.1075/cf.22011.ung"&gt;here&lt;/a&gt;) on why vertical and horizontal links in constructional networks </w:t>
-      </w:r>
-      <w:proofErr w:type="gramStart"/>
-      <w:r>
-        <w:t>are two sides of the same coin&lt;/li</w:t>
-      </w:r>
-      <w:proofErr w:type="gramEnd"/>
-      <w:r>
-        <w:t>&gt;</w:t>
+        <w:t>="https://doi.org/10.1075/cf.22011.ung"&gt;here&lt;/a&gt;) on why vertical and horizontal links in constructional networks are two sides of the same coin&lt;/li&gt;</w:t>
       </w:r>
     </w:p>
     <w:p>
@@ -907,6 +863,354 @@
           <w:lang w:val="en-US"/>
         </w:rPr>
         <w:t>Linguistic creativity, specifically the concept of linguistic 'extravagance' (see our paper) and its application to so-called 'snowclone' constructions (e.g., X is the new Y - see our preprint)</w:t>
+      </w:r>
+    </w:p>
+    <w:p>
+      <w:pPr>
+        <w:spacing w:after="0"/>
+        <w:rPr>
+          <w:lang w:val="en-US"/>
+        </w:rPr>
+      </w:pPr>
+    </w:p>
+    <w:p>
+      <w:pPr>
+        <w:spacing w:after="0"/>
+        <w:rPr>
+          <w:lang w:val="en-US"/>
+        </w:rPr>
+      </w:pPr>
+    </w:p>
+    <w:p>
+      <w:pPr>
+        <w:spacing w:after="0"/>
+        <w:rPr>
+          <w:lang w:val="en-US"/>
+        </w:rPr>
+      </w:pPr>
+      <w:r>
+        <w:rPr>
+          <w:lang w:val="en-US"/>
+        </w:rPr>
+        <w:t>TEACHING</w:t>
+      </w:r>
+    </w:p>
+    <w:p>
+      <w:pPr>
+        <w:spacing w:after="0"/>
+        <w:rPr>
+          <w:lang w:val="en-US"/>
+        </w:rPr>
+      </w:pPr>
+      <w:r>
+        <w:rPr>
+          <w:lang w:val="en-US"/>
+        </w:rPr>
+        <w:t>---</w:t>
+      </w:r>
+    </w:p>
+    <w:p>
+      <w:pPr>
+        <w:spacing w:after="0"/>
+        <w:rPr>
+          <w:lang w:val="en-US"/>
+        </w:rPr>
+      </w:pPr>
+      <w:r>
+        <w:rPr>
+          <w:lang w:val="en-US"/>
+        </w:rPr>
+        <w:t>layout: archive</w:t>
+      </w:r>
+    </w:p>
+    <w:p>
+      <w:pPr>
+        <w:spacing w:after="0"/>
+        <w:rPr>
+          <w:lang w:val="en-US"/>
+        </w:rPr>
+      </w:pPr>
+      <w:r>
+        <w:rPr>
+          <w:lang w:val="en-US"/>
+        </w:rPr>
+        <w:t>title: "Teaching"</w:t>
+      </w:r>
+    </w:p>
+    <w:p>
+      <w:pPr>
+        <w:spacing w:after="0"/>
+        <w:rPr>
+          <w:lang w:val="en-US"/>
+        </w:rPr>
+      </w:pPr>
+      <w:r>
+        <w:rPr>
+          <w:lang w:val="en-US"/>
+        </w:rPr>
+        <w:t>permalink: /teaching/</w:t>
+      </w:r>
+    </w:p>
+    <w:p>
+      <w:pPr>
+        <w:spacing w:after="0"/>
+        <w:rPr>
+          <w:lang w:val="en-US"/>
+        </w:rPr>
+      </w:pPr>
+      <w:proofErr w:type="spellStart"/>
+      <w:r>
+        <w:rPr>
+          <w:lang w:val="en-US"/>
+        </w:rPr>
+        <w:t>author_profile</w:t>
+      </w:r>
+      <w:proofErr w:type="spellEnd"/>
+      <w:r>
+        <w:rPr>
+          <w:lang w:val="en-US"/>
+        </w:rPr>
+        <w:t>: true</w:t>
+      </w:r>
+    </w:p>
+    <w:p>
+      <w:pPr>
+        <w:spacing w:after="0"/>
+        <w:rPr>
+          <w:lang w:val="en-US"/>
+        </w:rPr>
+      </w:pPr>
+      <w:r>
+        <w:rPr>
+          <w:lang w:val="en-US"/>
+        </w:rPr>
+        <w:t>---</w:t>
+      </w:r>
+    </w:p>
+    <w:p>
+      <w:pPr>
+        <w:spacing w:after="0"/>
+        <w:rPr>
+          <w:lang w:val="en-US"/>
+        </w:rPr>
+      </w:pPr>
+    </w:p>
+    <w:p>
+      <w:pPr>
+        <w:spacing w:after="0"/>
+        <w:rPr>
+          <w:lang w:val="en-US"/>
+        </w:rPr>
+      </w:pPr>
+      <w:r>
+        <w:rPr>
+          <w:lang w:val="en-US"/>
+        </w:rPr>
+        <w:t>Tutoring at the University of Edinburgh (2018-2022):</w:t>
+      </w:r>
+    </w:p>
+    <w:p>
+      <w:pPr>
+        <w:spacing w:after="0"/>
+        <w:rPr>
+          <w:lang w:val="en-US"/>
+        </w:rPr>
+      </w:pPr>
+      <w:r>
+        <w:rPr>
+          <w:lang w:val="en-US"/>
+        </w:rPr>
+        <w:t>======</w:t>
+      </w:r>
+    </w:p>
+    <w:p>
+      <w:pPr>
+        <w:spacing w:after="0"/>
+        <w:rPr>
+          <w:lang w:val="en-US"/>
+        </w:rPr>
+      </w:pPr>
+      <w:r>
+        <w:rPr>
+          <w:lang w:val="en-US"/>
+        </w:rPr>
+        <w:t>* Introduction to Cognitive Science (undergraduate)</w:t>
+      </w:r>
+    </w:p>
+    <w:p>
+      <w:pPr>
+        <w:spacing w:after="0"/>
+        <w:rPr>
+          <w:lang w:val="en-US"/>
+        </w:rPr>
+      </w:pPr>
+      <w:r>
+        <w:rPr>
+          <w:lang w:val="en-US"/>
+        </w:rPr>
+        <w:t>* Introduction to Language Research (Honours and MSc)</w:t>
+      </w:r>
+    </w:p>
+    <w:p>
+      <w:pPr>
+        <w:spacing w:after="0"/>
+        <w:rPr>
+          <w:lang w:val="en-US"/>
+        </w:rPr>
+      </w:pPr>
+      <w:r>
+        <w:rPr>
+          <w:lang w:val="en-US"/>
+        </w:rPr>
+        <w:t>* LEL2D: Cross-linguistic Variation: Limits and Theories (undergraduate)</w:t>
+      </w:r>
+    </w:p>
+    <w:p>
+      <w:pPr>
+        <w:spacing w:after="0"/>
+        <w:rPr>
+          <w:lang w:val="en-US"/>
+        </w:rPr>
+      </w:pPr>
+      <w:r>
+        <w:rPr>
+          <w:lang w:val="en-US"/>
+        </w:rPr>
+        <w:t>* Lexical Semantics (Honours and MSc)</w:t>
+      </w:r>
+    </w:p>
+    <w:p>
+      <w:pPr>
+        <w:spacing w:after="0"/>
+        <w:rPr>
+          <w:lang w:val="en-US"/>
+        </w:rPr>
+      </w:pPr>
+      <w:r>
+        <w:rPr>
+          <w:lang w:val="en-US"/>
+        </w:rPr>
+        <w:t>* Linguistics and English Language 1A (undergraduate)</w:t>
+      </w:r>
+    </w:p>
+    <w:p>
+      <w:pPr>
+        <w:spacing w:after="0"/>
+        <w:rPr>
+          <w:lang w:val="en-US"/>
+        </w:rPr>
+      </w:pPr>
+      <w:r>
+        <w:rPr>
+          <w:lang w:val="en-US"/>
+        </w:rPr>
+        <w:t>* Linguistics and English Language 1B (undergraduate)</w:t>
+      </w:r>
+    </w:p>
+    <w:p>
+      <w:pPr>
+        <w:spacing w:after="0"/>
+        <w:rPr>
+          <w:lang w:val="en-US"/>
+        </w:rPr>
+      </w:pPr>
+      <w:r>
+        <w:rPr>
+          <w:lang w:val="en-US"/>
+        </w:rPr>
+        <w:t>* Pragmatics (Honours and MSc)</w:t>
+      </w:r>
+    </w:p>
+    <w:p>
+      <w:pPr>
+        <w:spacing w:after="0"/>
+        <w:rPr>
+          <w:lang w:val="en-US"/>
+        </w:rPr>
+      </w:pPr>
+    </w:p>
+    <w:p>
+      <w:pPr>
+        <w:spacing w:after="0"/>
+        <w:rPr>
+          <w:lang w:val="en-US"/>
+        </w:rPr>
+      </w:pPr>
+      <w:r>
+        <w:rPr>
+          <w:lang w:val="en-US"/>
+        </w:rPr>
+        <w:t>Tutoring at Leipzig University (2015-2016):</w:t>
+      </w:r>
+    </w:p>
+    <w:p>
+      <w:pPr>
+        <w:spacing w:after="0"/>
+        <w:rPr>
+          <w:lang w:val="en-US"/>
+        </w:rPr>
+      </w:pPr>
+      <w:r>
+        <w:rPr>
+          <w:lang w:val="en-US"/>
+        </w:rPr>
+        <w:t>======</w:t>
+      </w:r>
+    </w:p>
+    <w:p>
+      <w:pPr>
+        <w:spacing w:after="0"/>
+        <w:rPr>
+          <w:lang w:val="en-US"/>
+        </w:rPr>
+      </w:pPr>
+      <w:r>
+        <w:rPr>
+          <w:lang w:val="en-US"/>
+        </w:rPr>
+        <w:t>* English phonetics and phonology</w:t>
+      </w:r>
+    </w:p>
+    <w:p>
+      <w:pPr>
+        <w:spacing w:after="0"/>
+        <w:rPr>
+          <w:lang w:val="en-US"/>
+        </w:rPr>
+      </w:pPr>
+      <w:r>
+        <w:rPr>
+          <w:lang w:val="en-US"/>
+        </w:rPr>
+        <w:t>* Introduction to German linguistics</w:t>
+      </w:r>
+    </w:p>
+    <w:p>
+      <w:pPr>
+        <w:spacing w:after="0"/>
+        <w:rPr>
+          <w:lang w:val="en-US"/>
+        </w:rPr>
+      </w:pPr>
+      <w:r>
+        <w:rPr>
+          <w:lang w:val="en-US"/>
+        </w:rPr>
+        <w:t>* Introduction to synchronic linguistics</w:t>
+      </w:r>
+    </w:p>
+    <w:p>
+      <w:pPr>
+        <w:spacing w:after="0"/>
+        <w:rPr>
+          <w:lang w:val="en-US"/>
+        </w:rPr>
+      </w:pPr>
+      <w:r>
+        <w:rPr>
+          <w:lang w:val="en-US"/>
+        </w:rPr>
+        <w:t>* Systemic linguistics: Morphology, syntax, semantics</w:t>
       </w:r>
     </w:p>
     <w:sectPr>
